--- a/library/intune-solutions/device-enrollment-identity-asset-inventory/v1.0.0/deliverables/ENROLLID-Solution.docx
+++ b/library/intune-solutions/device-enrollment-identity-asset-inventory/v1.0.0/deliverables/ENROLLID-Solution.docx
@@ -304,7 +304,7 @@
         <w:pStyle w:val="Heading2"/>
       </w:pPr>
       <w:r>
-        <w:t>The Phoenixtekk deployment model</w:t>
+        <w:t>The standard deployment model</w:t>
       </w:r>
     </w:p>
     <w:p>
@@ -768,7 +768,7 @@
         <w:pStyle w:val="Heading2"/>
       </w:pPr>
       <w:r>
-        <w:t>The standard Phoenixtekk deployment model</w:t>
+        <w:t>The standard deployment model</w:t>
       </w:r>
     </w:p>
     <w:p>
@@ -780,7 +780,7 @@
           <w:i/>
           <w:color w:val="2E86C1"/>
         </w:rPr>
-        <w:t>Enable the enrollment methods you support → set enrollment restrictions and automatic enrollment → establish the primary-user rules → enroll/import a pilot → reconcile and validate the inventory → expand to the fleet. Phoenixtekk pattern: Assess → Configure → Pilot → Validate → Expand.</w:t>
+        <w:t>Enable the enrollment methods you support → set enrollment restrictions and automatic enrollment → establish the primary-user rules → enroll/import a pilot → reconcile and validate the inventory → expand to the fleet. repeatable pattern: Assess → Configure → Pilot → Validate → Expand.</w:t>
       </w:r>
     </w:p>
     <w:p>
@@ -1478,7 +1478,7 @@
         <w:t>every</w:t>
       </w:r>
       <w:r>
-        <w:t xml:space="preserve"> Phoenixtekk solution in the </w:t>
+        <w:t xml:space="preserve"> solution in the </w:t>
       </w:r>
       <w:r>
         <w:rPr>
@@ -1788,7 +1788,7 @@
         <w:t>Why:</w:t>
       </w:r>
       <w:r>
-        <w:t xml:space="preserve"> Every Phoenixtekk solution is piloted before fleet rollout. </w:t>
+        <w:t xml:space="preserve"> Every solution is piloted before fleet rollout. </w:t>
       </w:r>
       <w:r>
         <w:rPr>
@@ -1986,7 +1986,7 @@
         <w:rPr>
           <w:b/>
         </w:rPr>
-        <w:t>The Phoenixtekk deployment model (all solutions):</w:t>
+        <w:t>The standard deployment model (all solutions):</w:t>
       </w:r>
       <w:r>
         <w:t xml:space="preserve"> </w:t>
@@ -5249,7 +5249,7 @@
         <w:pStyle w:val="ListBullet"/>
       </w:pPr>
       <w:r>
-        <w:t xml:space="preserve">A repeatable process following the Phoenixtekk model: </w:t>
+        <w:t xml:space="preserve">A repeatable process following the repeatable model: </w:t>
       </w:r>
       <w:r>
         <w:rPr>
